--- a/assets/Alper-Kulturel-CV.docx
+++ b/assets/Alper-Kulturel-CV.docx
@@ -111,6 +111,142 @@
           <w:color w:val="1E40AF"/>
           <w:sz w:val="21"/>
         </w:rPr>
+        <w:t>EXPERIENCE</w:t>
+      </w:r>
+    </w:p>
+    <w:p>
+      <w:pPr>
+        <w:spacing w:before="120" w:after="20"/>
+      </w:pPr>
+      <w:r>
+        <w:rPr>
+          <w:b/>
+          <w:sz w:val="20"/>
+        </w:rPr>
+        <w:t>Financial Analyst</w:t>
+      </w:r>
+      <w:r>
+        <w:rPr>
+          <w:sz w:val="19"/>
+        </w:rPr>
+        <w:t xml:space="preserve">  ·  Borsa Istanbul</w:t>
+      </w:r>
+      <w:r>
+        <w:rPr>
+          <w:color w:val="555555"/>
+          <w:sz w:val="17"/>
+        </w:rPr>
+        <w:t xml:space="preserve">   Istanbul, Türkiye  ·  Sep 2024 – Jul 2025</w:t>
+      </w:r>
+    </w:p>
+    <w:p>
+      <w:pPr>
+        <w:pStyle w:val="ListBullet"/>
+        <w:spacing w:after="40" w:line="245" w:lineRule="auto"/>
+        <w:ind w:left="317"/>
+      </w:pPr>
+      <w:r>
+        <w:t>Analyzed large-scale revenue and trading activity datasets to produce monthly and quarterly financial performance reports supporting product investment and budget allocation decisions across exchange operations.</w:t>
+      </w:r>
+    </w:p>
+    <w:p>
+      <w:pPr>
+        <w:pStyle w:val="ListBullet"/>
+        <w:spacing w:after="40" w:line="245" w:lineRule="auto"/>
+        <w:ind w:left="317"/>
+      </w:pPr>
+      <w:r>
+        <w:t>Designed and executed A/B testing frameworks to assess the financial impact of market product features; presented variance analyses and ROI summaries to senior management.</w:t>
+      </w:r>
+    </w:p>
+    <w:p>
+      <w:pPr>
+        <w:pStyle w:val="ListBullet"/>
+        <w:spacing w:after="40" w:line="245" w:lineRule="auto"/>
+        <w:ind w:left="317"/>
+      </w:pPr>
+      <w:r>
+        <w:t>Supported quarterly forecasting cycles by collaborating with product, engineering, and commercial teams to translate exchange business requirements into measurable financial outputs.</w:t>
+      </w:r>
+    </w:p>
+    <w:p>
+      <w:pPr>
+        <w:pStyle w:val="ListBullet"/>
+        <w:spacing w:after="40" w:line="245" w:lineRule="auto"/>
+        <w:ind w:left="317"/>
+      </w:pPr>
+      <w:r>
+        <w:t>Built financial models and scenario analyses to evaluate the P&amp;L impact of new product launches, listing initiatives, and cost optimization programs.</w:t>
+      </w:r>
+    </w:p>
+    <w:p>
+      <w:pPr>
+        <w:spacing w:before="120" w:after="20"/>
+      </w:pPr>
+      <w:r>
+        <w:rPr>
+          <w:b/>
+          <w:sz w:val="20"/>
+        </w:rPr>
+        <w:t>Financial Data Analyst</w:t>
+      </w:r>
+      <w:r>
+        <w:rPr>
+          <w:sz w:val="19"/>
+        </w:rPr>
+        <w:t xml:space="preserve">  ·  Supsis Ai</w:t>
+      </w:r>
+      <w:r>
+        <w:rPr>
+          <w:color w:val="555555"/>
+          <w:sz w:val="17"/>
+        </w:rPr>
+        <w:t xml:space="preserve">   Istanbul, Türkiye  ·  Apr 2023 – May 2024</w:t>
+      </w:r>
+    </w:p>
+    <w:p>
+      <w:pPr>
+        <w:pStyle w:val="ListBullet"/>
+        <w:spacing w:after="40" w:line="245" w:lineRule="auto"/>
+        <w:ind w:left="317"/>
+      </w:pPr>
+      <w:r>
+        <w:t>Prepared, validated, and reconciled financial and operational datasets to support budget forecasts and AI model performance reports for management review.</w:t>
+      </w:r>
+    </w:p>
+    <w:p>
+      <w:pPr>
+        <w:pStyle w:val="ListBullet"/>
+        <w:spacing w:after="40" w:line="245" w:lineRule="auto"/>
+        <w:ind w:left="317"/>
+      </w:pPr>
+      <w:r>
+        <w:t>Analyzed financial metrics and cost-efficiency ratios across business units, producing actionable reports that informed strategic pricing and resource allocation decisions.</w:t>
+      </w:r>
+    </w:p>
+    <w:p>
+      <w:pPr>
+        <w:pStyle w:val="ListBullet"/>
+        <w:spacing w:after="40" w:line="245" w:lineRule="auto"/>
+        <w:ind w:left="317"/>
+      </w:pPr>
+      <w:r>
+        <w:t>Partnered with engineering and product teams to define financial acceptance criteria and measurable success metrics for new product features.</w:t>
+      </w:r>
+    </w:p>
+    <w:p>
+      <w:pPr>
+        <w:spacing w:before="220" w:after="60"/>
+        <w:pBdr>
+          <w:bottom w:val="single" w:sz="6" w:space="2" w:color="BBBBBB"/>
+        </w:pBdr>
+      </w:pPr>
+      <w:r>
+        <w:rPr>
+          <w:b/>
+          <w:color w:val="1E40AF"/>
+          <w:sz w:val="21"/>
+        </w:rPr>
         <w:t>SELECTED PROJECTS</w:t>
       </w:r>
     </w:p>
@@ -124,119 +260,26 @@
           <w:color w:val="333333"/>
           <w:sz w:val="19"/>
         </w:rPr>
-        <w:t>Quantitative Finance</w:t>
+        <w:t xml:space="preserve">Quantitative Finance — </w:t>
+      </w:r>
+      <w:r>
+        <w:rPr>
+          <w:color w:val="555555"/>
+          <w:sz w:val="18"/>
+        </w:rPr>
+        <w:t>Options pricing, event-driven backtesting, VaR/CVaR risk and portfolio optimisation.</w:t>
       </w:r>
     </w:p>
     <w:p>
       <w:pPr>
-        <w:pStyle w:val="ListBullet"/>
-        <w:spacing w:after="40" w:line="245" w:lineRule="auto"/>
+        <w:spacing w:after="40"/>
         <w:ind w:left="317"/>
       </w:pPr>
       <w:r>
         <w:rPr>
-          <w:b/>
+          <w:sz w:val="19"/>
         </w:rPr>
-        <w:t>options-pricing-engine</w:t>
-      </w:r>
-      <w:r>
-        <w:t xml:space="preserve"> — Option valuation by Black-Scholes, Monte Carlo and binomial lattice, with full Greeks, implied volatility and a volatility surface.</w:t>
-      </w:r>
-    </w:p>
-    <w:p>
-      <w:pPr>
-        <w:pStyle w:val="ListBullet"/>
-        <w:spacing w:after="40" w:line="245" w:lineRule="auto"/>
-        <w:ind w:left="317"/>
-      </w:pPr>
-      <w:r>
-        <w:rPr>
-          <w:b/>
-        </w:rPr>
-        <w:t>stock-backtesting-engine</w:t>
-      </w:r>
-      <w:r>
-        <w:t xml:space="preserve"> — Event-driven equity backtester modelling transaction costs and slippage, with equity, drawdown and rolling-Sharpe reporting.</w:t>
-      </w:r>
-    </w:p>
-    <w:p>
-      <w:pPr>
-        <w:pStyle w:val="ListBullet"/>
-        <w:spacing w:after="40" w:line="245" w:lineRule="auto"/>
-        <w:ind w:left="317"/>
-      </w:pPr>
-      <w:r>
-        <w:rPr>
-          <w:b/>
-        </w:rPr>
-        <w:t>pairs-trading</w:t>
-      </w:r>
-      <w:r>
-        <w:t xml:space="preserve"> — Cointegration-based market-neutral pairs strategy with ADF testing and a full backtest.</w:t>
-      </w:r>
-    </w:p>
-    <w:p>
-      <w:pPr>
-        <w:pStyle w:val="ListBullet"/>
-        <w:spacing w:after="40" w:line="245" w:lineRule="auto"/>
-        <w:ind w:left="317"/>
-      </w:pPr>
-      <w:r>
-        <w:rPr>
-          <w:b/>
-        </w:rPr>
-        <w:t>portfolio-optimization</w:t>
-      </w:r>
-      <w:r>
-        <w:t xml:space="preserve"> — Markowitz efficient frontier comparing Max Sharpe, Min Variance and Risk Parity against a naive 1/N benchmark.</w:t>
-      </w:r>
-    </w:p>
-    <w:p>
-      <w:pPr>
-        <w:pStyle w:val="ListBullet"/>
-        <w:spacing w:after="40" w:line="245" w:lineRule="auto"/>
-        <w:ind w:left="317"/>
-      </w:pPr>
-      <w:r>
-        <w:rPr>
-          <w:b/>
-        </w:rPr>
-        <w:t>monte-carlo-risk-simulator</w:t>
-      </w:r>
-      <w:r>
-        <w:t xml:space="preserve"> — 10,000 correlated future paths producing VaR, CVaR, maximum drawdown and risk-adjusted return.</w:t>
-      </w:r>
-    </w:p>
-    <w:p>
-      <w:pPr>
-        <w:pStyle w:val="ListBullet"/>
-        <w:spacing w:after="40" w:line="245" w:lineRule="auto"/>
-        <w:ind w:left="317"/>
-      </w:pPr>
-      <w:r>
-        <w:rPr>
-          <w:b/>
-        </w:rPr>
-        <w:t>sentiment-analyzer</w:t>
-      </w:r>
-      <w:r>
-        <w:t xml:space="preserve"> — Financial news sentiment (VADER, FinBERT) tested for predictive power against next-session returns.</w:t>
-      </w:r>
-    </w:p>
-    <w:p>
-      <w:pPr>
-        <w:pStyle w:val="ListBullet"/>
-        <w:spacing w:after="40" w:line="245" w:lineRule="auto"/>
-        <w:ind w:left="317"/>
-      </w:pPr>
-      <w:r>
-        <w:rPr>
-          <w:b/>
-        </w:rPr>
-        <w:t>market-daily</w:t>
-      </w:r>
-      <w:r>
-        <w:t xml:space="preserve"> — Automated end-of-day snapshot across equities, volatility, rates, FX and commodities.</w:t>
+        <w:t>options-pricing-engine  ·  stock-backtesting-engine  ·  pairs-trading  ·  portfolio-optimization  ·  monte-carlo-risk-simulator  ·  sentiment-analyzer  ·  market-daily</w:t>
       </w:r>
     </w:p>
     <w:p>
@@ -249,87 +292,26 @@
           <w:color w:val="333333"/>
           <w:sz w:val="19"/>
         </w:rPr>
-        <w:t>Financial Analytics</w:t>
+        <w:t xml:space="preserve">Financial Analytics — </w:t>
+      </w:r>
+      <w:r>
+        <w:rPr>
+          <w:color w:val="555555"/>
+          <w:sz w:val="18"/>
+        </w:rPr>
+        <w:t>Credit risk scoring, FP&amp;A variance attribution and automated reporting pipelines.</w:t>
       </w:r>
     </w:p>
     <w:p>
       <w:pPr>
-        <w:pStyle w:val="ListBullet"/>
-        <w:spacing w:after="40" w:line="245" w:lineRule="auto"/>
+        <w:spacing w:after="40"/>
         <w:ind w:left="317"/>
       </w:pPr>
       <w:r>
         <w:rPr>
-          <w:b/>
+          <w:sz w:val="19"/>
         </w:rPr>
-        <w:t>credit-risk-scoring</w:t>
-      </w:r>
-      <w:r>
-        <w:t xml:space="preserve"> — PD/LGD/EAD framework producing Expected Loss, internal credit grades and Basel IRB capital.</w:t>
-      </w:r>
-    </w:p>
-    <w:p>
-      <w:pPr>
-        <w:pStyle w:val="ListBullet"/>
-        <w:spacing w:after="40" w:line="245" w:lineRule="auto"/>
-        <w:ind w:left="317"/>
-      </w:pPr>
-      <w:r>
-        <w:rPr>
-          <w:b/>
-        </w:rPr>
-        <w:t>fpa-variance-dashboard</w:t>
-      </w:r>
-      <w:r>
-        <w:t xml:space="preserve"> — Price/volume/mix attribution for budget versus actuals, with materiality scoring.</w:t>
-      </w:r>
-    </w:p>
-    <w:p>
-      <w:pPr>
-        <w:pStyle w:val="ListBullet"/>
-        <w:spacing w:after="40" w:line="245" w:lineRule="auto"/>
-        <w:ind w:left="317"/>
-      </w:pPr>
-      <w:r>
-        <w:rPr>
-          <w:b/>
-        </w:rPr>
-        <w:t>financial-reporting-pipeline</w:t>
-      </w:r>
-      <w:r>
-        <w:t xml:space="preserve"> — Validated ETL into PostgreSQL computing revenue, margin and EBITDA KPIs, emitting a four-sheet Excel report.</w:t>
-      </w:r>
-    </w:p>
-    <w:p>
-      <w:pPr>
-        <w:pStyle w:val="ListBullet"/>
-        <w:spacing w:after="40" w:line="245" w:lineRule="auto"/>
-        <w:ind w:left="317"/>
-      </w:pPr>
-      <w:r>
-        <w:rPr>
-          <w:b/>
-        </w:rPr>
-        <w:t>fpa-dashboard</w:t>
-      </w:r>
-      <w:r>
-        <w:t xml:space="preserve"> — Tableau FP&amp;A dashboard over a multi-region budget-versus-actuals dataset.</w:t>
-      </w:r>
-    </w:p>
-    <w:p>
-      <w:pPr>
-        <w:pStyle w:val="ListBullet"/>
-        <w:spacing w:after="40" w:line="245" w:lineRule="auto"/>
-        <w:ind w:left="317"/>
-      </w:pPr>
-      <w:r>
-        <w:rPr>
-          <w:b/>
-        </w:rPr>
-        <w:t>market-data-etl</w:t>
-      </w:r>
-      <w:r>
-        <w:t xml:space="preserve"> — Twenty hand-written SQL queries over two years of S&amp;P 500 daily data, portable across PostgreSQL and SQLite.</w:t>
+        <w:t>credit-risk-scoring  ·  fpa-variance-dashboard  ·  financial-reporting-pipeline  ·  fpa-dashboard  ·  market-data-etl</w:t>
       </w:r>
     </w:p>
     <w:p>
@@ -342,55 +324,26 @@
           <w:color w:val="333333"/>
           <w:sz w:val="19"/>
         </w:rPr>
-        <w:t>Data Analytics</w:t>
+        <w:t xml:space="preserve">Data Analytics — </w:t>
+      </w:r>
+      <w:r>
+        <w:rPr>
+          <w:color w:val="555555"/>
+          <w:sz w:val="18"/>
+        </w:rPr>
+        <w:t>Churn modelling, RFM segmentation and streaming ingestion.</w:t>
       </w:r>
     </w:p>
     <w:p>
       <w:pPr>
-        <w:pStyle w:val="ListBullet"/>
-        <w:spacing w:after="40" w:line="245" w:lineRule="auto"/>
+        <w:spacing w:after="40"/>
         <w:ind w:left="317"/>
       </w:pPr>
       <w:r>
         <w:rPr>
-          <w:b/>
+          <w:sz w:val="19"/>
         </w:rPr>
-        <w:t>banking-churn-predictor</w:t>
-      </w:r>
-      <w:r>
-        <w:t xml:space="preserve"> — Cross-validated churn model with class-imbalance handling and SHAP explanations.</w:t>
-      </w:r>
-    </w:p>
-    <w:p>
-      <w:pPr>
-        <w:pStyle w:val="ListBullet"/>
-        <w:spacing w:after="40" w:line="245" w:lineRule="auto"/>
-        <w:ind w:left="317"/>
-      </w:pPr>
-      <w:r>
-        <w:rPr>
-          <w:b/>
-        </w:rPr>
-        <w:t>sales-dashboard</w:t>
-      </w:r>
-      <w:r>
-        <w:t xml:space="preserve"> — RFM segmentation, cohort retention, ABC analysis and discount-impact modelling for retail.</w:t>
-      </w:r>
-    </w:p>
-    <w:p>
-      <w:pPr>
-        <w:pStyle w:val="ListBullet"/>
-        <w:spacing w:after="40" w:line="245" w:lineRule="auto"/>
-        <w:ind w:left="317"/>
-      </w:pPr>
-      <w:r>
-        <w:rPr>
-          <w:b/>
-        </w:rPr>
-        <w:t>crypto-data-pipeline</w:t>
-      </w:r>
-      <w:r>
-        <w:t xml:space="preserve"> — Live WebSocket trade ingestion with batching and deduplication into PostgreSQL, containerised.</w:t>
+        <w:t>banking-churn-predictor  ·  sales-dashboard  ·  crypto-data-pipeline</w:t>
       </w:r>
     </w:p>
     <w:p>
@@ -403,55 +356,26 @@
           <w:color w:val="333333"/>
           <w:sz w:val="19"/>
         </w:rPr>
-        <w:t>Systems &amp; Infrastructure</w:t>
+        <w:t xml:space="preserve">Systems &amp; Infrastructure — </w:t>
+      </w:r>
+      <w:r>
+        <w:rPr>
+          <w:color w:val="555555"/>
+          <w:sz w:val="18"/>
+        </w:rPr>
+        <w:t>C++17 pricing libraries, matching engines and low-latency feed handlers.</w:t>
       </w:r>
     </w:p>
     <w:p>
       <w:pPr>
-        <w:pStyle w:val="ListBullet"/>
-        <w:spacing w:after="40" w:line="245" w:lineRule="auto"/>
+        <w:spacing w:after="40"/>
         <w:ind w:left="317"/>
       </w:pPr>
       <w:r>
         <w:rPr>
-          <w:b/>
+          <w:sz w:val="19"/>
         </w:rPr>
-        <w:t>cpp-black-scholes</w:t>
-      </w:r>
-      <w:r>
-        <w:t xml:space="preserve"> — Dependency-free C++17 Black-Scholes library with pybind11 bindings; 38.8 ns per scalar price.</w:t>
-      </w:r>
-    </w:p>
-    <w:p>
-      <w:pPr>
-        <w:pStyle w:val="ListBullet"/>
-        <w:spacing w:after="40" w:line="245" w:lineRule="auto"/>
-        <w:ind w:left="317"/>
-      </w:pPr>
-      <w:r>
-        <w:rPr>
-          <w:b/>
-        </w:rPr>
-        <w:t>cpp-order-book</w:t>
-      </w:r>
-      <w:r>
-        <w:t xml:space="preserve"> — Price-time priority matching engine with O(log n) add and O(1) cancel at ~67 ns per insert.</w:t>
-      </w:r>
-    </w:p>
-    <w:p>
-      <w:pPr>
-        <w:pStyle w:val="ListBullet"/>
-        <w:spacing w:after="40" w:line="245" w:lineRule="auto"/>
-        <w:ind w:left="317"/>
-      </w:pPr>
-      <w:r>
-        <w:rPr>
-          <w:b/>
-        </w:rPr>
-        <w:t>cpp-feed-handler</w:t>
-      </w:r>
-      <w:r>
-        <w:t xml:space="preserve"> — Low-latency ITCH binary feed parser with p50/p99 benchmarks and an optimisation ablation study.</w:t>
+        <w:t>cpp-black-scholes  ·  cpp-order-book  ·  cpp-feed-handler</w:t>
       </w:r>
     </w:p>
     <w:p>
@@ -508,42 +432,6 @@
       </w:pPr>
       <w:r>
         <w:t>NCAA Division III All-American, Men's Tennis Doubles (2022)</w:t>
-      </w:r>
-    </w:p>
-    <w:p>
-      <w:pPr>
-        <w:spacing w:before="220" w:after="60"/>
-        <w:pBdr>
-          <w:bottom w:val="single" w:sz="6" w:space="2" w:color="BBBBBB"/>
-        </w:pBdr>
-      </w:pPr>
-      <w:r>
-        <w:rPr>
-          <w:b/>
-          <w:color w:val="1E40AF"/>
-          <w:sz w:val="21"/>
-        </w:rPr>
-        <w:t>CERTIFICATIONS</w:t>
-      </w:r>
-    </w:p>
-    <w:p>
-      <w:pPr>
-        <w:pStyle w:val="ListBullet"/>
-        <w:spacing w:after="40" w:line="245" w:lineRule="auto"/>
-        <w:ind w:left="317"/>
-      </w:pPr>
-      <w:r>
-        <w:t>Unity Certified Associate: Game Developer</w:t>
-      </w:r>
-    </w:p>
-    <w:p>
-      <w:pPr>
-        <w:pStyle w:val="ListBullet"/>
-        <w:spacing w:after="40" w:line="245" w:lineRule="auto"/>
-        <w:ind w:left="317"/>
-      </w:pPr>
-      <w:r>
-        <w:t>Microsoft Foundational C#</w:t>
       </w:r>
     </w:p>
     <w:p>

--- a/assets/Alper-Kulturel-CV.docx
+++ b/assets/Alper-Kulturel-CV.docx
@@ -44,7 +44,26 @@
           <w:szCs w:val="20"/>
           <w:rtl w:val="0"/>
         </w:rPr>
-        <w:t xml:space="preserve">Miami Beach, Florida | +1 805-471-4461 | kulturelalper@gmail.com</w:t>
+        <w:t xml:space="preserve">Miami Beach, Florida | +1 </w:t>
+      </w:r>
+      <w:r>
+        <w:rPr>
+          <w:rtl w:val="0"/>
+        </w:rPr>
+        <w:t xml:space="preserve">305-482-6440</w:t>
+      </w:r>
+      <w:r>
+        <w:rPr>
+          <w:rFonts w:ascii="Times New Roman" w:cs="Times New Roman" w:eastAsia="Times New Roman" w:hAnsi="Times New Roman"/>
+          <w:b w:val="0"/>
+          <w:bCs w:val="0"/>
+          <w:i w:val="0"/>
+          <w:iCs w:val="0"/>
+          <w:sz w:val="20"/>
+          <w:szCs w:val="20"/>
+          <w:rtl w:val="0"/>
+        </w:rPr>
+        <w:t xml:space="preserve"> | kulturelalper@gmail.com</w:t>
       </w:r>
       <w:r>
         <w:rPr>
